--- a/labs/lab11/report/report.docx
+++ b/labs/lab11/report/report.docx
@@ -111,11 +111,11 @@
         <w:pStyle w:val="FirstParagraph"/>
       </w:pPr>
       <w:r>
-        <w:t xml:space="preserve">Познакомиться с операционной системой Linux. Получить практические навыки работы с редактором Emacs.</w:t>
+        <w:t xml:space="preserve">Получить навыки работы с загрузчиком системы GRUB2.</w:t>
       </w:r>
     </w:p>
     <w:bookmarkEnd w:id="20"/>
-    <w:bookmarkStart w:id="30" w:name="выполнение-лабораторной-работы"/>
+    <w:bookmarkStart w:id="21" w:name="задание"/>
     <w:p>
       <w:pPr>
         <w:pStyle w:val="Heading1"/>
@@ -130,7 +130,7 @@
         <w:tab/>
       </w:r>
       <w:r>
-        <w:t xml:space="preserve">Выполнение лабораторной работы</w:t>
+        <w:t xml:space="preserve">Задание</w:t>
       </w:r>
     </w:p>
     <w:p>
@@ -142,7 +142,118 @@
         </w:numPr>
       </w:pPr>
       <w:r>
-        <w:t xml:space="preserve">Открыть emacs.(рис. 1)</w:t>
+        <w:t xml:space="preserve">Продемонстрируйте навыки по изменению параметров GRUB и записи изменений</w:t>
+      </w:r>
+      <w:r>
+        <w:t xml:space="preserve"> </w:t>
+      </w:r>
+      <w:r>
+        <w:t xml:space="preserve">в файл конфигурации.</w:t>
+      </w:r>
+    </w:p>
+    <w:p>
+      <w:pPr>
+        <w:pStyle w:val="Compact"/>
+        <w:numPr>
+          <w:ilvl w:val="0"/>
+          <w:numId w:val="1001"/>
+        </w:numPr>
+      </w:pPr>
+      <w:r>
+        <w:t xml:space="preserve">Продемонстрируйте навыки устранения неполадок при работе с GRUB.</w:t>
+      </w:r>
+    </w:p>
+    <w:p>
+      <w:pPr>
+        <w:pStyle w:val="Compact"/>
+        <w:numPr>
+          <w:ilvl w:val="0"/>
+          <w:numId w:val="1001"/>
+        </w:numPr>
+      </w:pPr>
+      <w:r>
+        <w:t xml:space="preserve">Продемонстрируйте навыки работы с GRUB без использования root.</w:t>
+      </w:r>
+    </w:p>
+    <w:bookmarkEnd w:id="21"/>
+    <w:bookmarkStart w:id="40" w:name="выполнение-лабораторной-работы"/>
+    <w:p>
+      <w:pPr>
+        <w:pStyle w:val="Heading1"/>
+      </w:pPr>
+      <w:r>
+        <w:rPr>
+          <w:rStyle w:val="SectionNumber"/>
+        </w:rPr>
+        <w:t xml:space="preserve">3</w:t>
+      </w:r>
+      <w:r>
+        <w:tab/>
+      </w:r>
+      <w:r>
+        <w:t xml:space="preserve">Выполнение лабораторной работы</w:t>
+      </w:r>
+    </w:p>
+    <w:p>
+      <w:pPr>
+        <w:pStyle w:val="Compact"/>
+        <w:numPr>
+          <w:ilvl w:val="0"/>
+          <w:numId w:val="1002"/>
+        </w:numPr>
+      </w:pPr>
+      <w:r>
+        <w:t xml:space="preserve">Mодификация параметров GRUB2.</w:t>
+      </w:r>
+    </w:p>
+    <w:p>
+      <w:pPr>
+        <w:pStyle w:val="FirstParagraph"/>
+      </w:pPr>
+      <w:r>
+        <w:t xml:space="preserve">Запустите терминал и получите полномочия администратора. В файле /etc/default/grub установите параметр отображения меню загрузки в течение 10 секунд.</w:t>
+      </w:r>
+      <w:r>
+        <w:t xml:space="preserve"> </w:t>
+      </w:r>
+      <w:r>
+        <w:t xml:space="preserve">Сохраните изменения в файле и закройте редактор.</w:t>
+      </w:r>
+      <w:r>
+        <w:t xml:space="preserve"> </w:t>
+      </w:r>
+      <w:r>
+        <w:t xml:space="preserve">Запишите изменения в GRUB2, введя в командной строке. Перезагрузите систему и убедитесь, что при загрузке вы видите прокрутку загрузочных сообщений. Если вы не наблюдаете меню GRUB, то в файле /etc/default/grub</w:t>
+      </w:r>
+      <w:r>
+        <w:t xml:space="preserve"> </w:t>
+      </w:r>
+      <w:r>
+        <w:t xml:space="preserve">удалите из строки указания параметров запуска ядра системы GRUB_CMDLINE_LINUX</w:t>
+      </w:r>
+      <w:r>
+        <w:t xml:space="preserve"> </w:t>
+      </w:r>
+      <w:r>
+        <w:t xml:space="preserve">параметры rhgb и quiet, которые отвечают за показ графической заставки при запус-</w:t>
+      </w:r>
+      <w:r>
+        <w:t xml:space="preserve"> </w:t>
+      </w:r>
+      <w:r>
+        <w:t xml:space="preserve">ке системы (для дистрибутивов, основанных на Red Hat), скрывая процесс загрузки от</w:t>
+      </w:r>
+      <w:r>
+        <w:t xml:space="preserve"> </w:t>
+      </w:r>
+      <w:r>
+        <w:t xml:space="preserve">пользователя. Сохраните изменения в файле и закройте редактор. Запишите измене-</w:t>
+      </w:r>
+      <w:r>
+        <w:t xml:space="preserve"> </w:t>
+      </w:r>
+      <w:r>
+        <w:t xml:space="preserve">ния в GRUB2.(рис. 1)</w:t>
       </w:r>
     </w:p>
     <w:p>
@@ -152,20 +263,20 @@
       <w:r>
         <w:drawing>
           <wp:inline>
-            <wp:extent cx="3733800" cy="383555"/>
+            <wp:extent cx="3733800" cy="1321478"/>
             <wp:effectExtent b="0" l="0" r="0" t="0"/>
-            <wp:docPr descr="Открываем emacs" title="" id="22" name="Picture"/>
+            <wp:docPr descr="Устанавливаем параметр" title="" id="23" name="Picture"/>
             <a:graphic>
               <a:graphicData uri="http://schemas.openxmlformats.org/drawingml/2006/picture">
                 <pic:pic>
                   <pic:nvPicPr>
-                    <pic:cNvPr descr="image/1.png" id="23" name="Picture"/>
+                    <pic:cNvPr descr="image/1.png" id="24" name="Picture"/>
                     <pic:cNvPicPr>
                       <a:picLocks noChangeArrowheads="1" noChangeAspect="1"/>
                     </pic:cNvPicPr>
                   </pic:nvPicPr>
                   <pic:blipFill>
-                    <a:blip r:embed="rId21"/>
+                    <a:blip r:embed="rId22"/>
                     <a:stretch>
                       <a:fillRect/>
                     </a:stretch>
@@ -173,7 +284,7 @@
                   <pic:spPr bwMode="auto">
                     <a:xfrm>
                       <a:off x="0" y="0"/>
-                      <a:ext cx="3733800" cy="383555"/>
+                      <a:ext cx="3733800" cy="1321478"/>
                     </a:xfrm>
                     <a:prstGeom prst="rect">
                       <a:avLst/>
@@ -197,51 +308,63 @@
         <w:pStyle w:val="ImageCaption"/>
       </w:pPr>
       <w:r>
-        <w:t xml:space="preserve">Рис. 1: Открываем emacs</w:t>
-      </w:r>
-    </w:p>
-    <w:p>
-      <w:pPr>
+        <w:t xml:space="preserve">Рис. 1: Устанавливаем параметр</w:t>
+      </w:r>
+    </w:p>
+    <w:p>
+      <w:pPr>
+        <w:pStyle w:val="Compact"/>
         <w:numPr>
           <w:ilvl w:val="0"/>
-          <w:numId w:val="1002"/>
+          <w:numId w:val="1003"/>
         </w:numPr>
       </w:pPr>
       <w:r>
-        <w:t xml:space="preserve">Создать файл lab07.sh с помощью комбинации Ctrl-x Ctrl-f (C-x C-f).</w:t>
-      </w:r>
-    </w:p>
-    <w:p>
-      <w:pPr>
-        <w:numPr>
-          <w:ilvl w:val="0"/>
-          <w:numId w:val="1002"/>
-        </w:numPr>
-      </w:pPr>
-      <w:r>
-        <w:t xml:space="preserve">Наберите текст</w:t>
-      </w:r>
-    </w:p>
-    <w:p>
-      <w:pPr>
-        <w:numPr>
-          <w:ilvl w:val="0"/>
-          <w:numId w:val="1002"/>
-        </w:numPr>
-      </w:pPr>
-      <w:r>
-        <w:t xml:space="preserve">Сохранить файл с помощью комбинации Ctrl-x Ctrl-s (C-x C-s).</w:t>
-      </w:r>
-    </w:p>
-    <w:p>
-      <w:pPr>
-        <w:numPr>
-          <w:ilvl w:val="0"/>
-          <w:numId w:val="1002"/>
-        </w:numPr>
-      </w:pPr>
-      <w:r>
-        <w:t xml:space="preserve">Проделать с текстом стандартные процедуры редактирования, каждое действие должно осуществляться комбинацией клавиш (рис. 2)</w:t>
+        <w:t xml:space="preserve">Устранения неполадок.</w:t>
+      </w:r>
+    </w:p>
+    <w:p>
+      <w:pPr>
+        <w:pStyle w:val="FirstParagraph"/>
+      </w:pPr>
+      <w:r>
+        <w:t xml:space="preserve">Запустите (перегрузите) систему. Как только появится меню GRUB, выберите строку</w:t>
+      </w:r>
+      <w:r>
+        <w:t xml:space="preserve"> </w:t>
+      </w:r>
+      <w:r>
+        <w:t xml:space="preserve">с текущей версией ядра в меню и нажмите e для редактирования.</w:t>
+      </w:r>
+      <w:r>
+        <w:t xml:space="preserve"> </w:t>
+      </w:r>
+      <w:r>
+        <w:t xml:space="preserve">Прокрутите вниз до строки, начинающейся с linux ($root)/vmlinuz-. Эта строка</w:t>
+      </w:r>
+      <w:r>
+        <w:t xml:space="preserve"> </w:t>
+      </w:r>
+      <w:r>
+        <w:t xml:space="preserve">загружает ядро системы. В конце этой строки введите</w:t>
+      </w:r>
+      <w:r>
+        <w:t xml:space="preserve"> </w:t>
+      </w:r>
+      <w:r>
+        <w:t xml:space="preserve">systemd.unit=rescue.target</w:t>
+      </w:r>
+      <w:r>
+        <w:t xml:space="preserve"> </w:t>
+      </w:r>
+      <w:r>
+        <w:t xml:space="preserve">и удалите опции rhgb и quit из этой строки, если они там есть.</w:t>
+      </w:r>
+      <w:r>
+        <w:t xml:space="preserve"> </w:t>
+      </w:r>
+      <w:r>
+        <w:t xml:space="preserve">Нажмите Ctrl + x для продолжения процесса загрузки. (рис. 2)</w:t>
       </w:r>
     </w:p>
     <w:p>
@@ -251,20 +374,20 @@
       <w:r>
         <w:drawing>
           <wp:inline>
-            <wp:extent cx="3733800" cy="2690883"/>
+            <wp:extent cx="3733800" cy="818957"/>
             <wp:effectExtent b="0" l="0" r="0" t="0"/>
-            <wp:docPr descr="Проделываем операции с текстом" title="" id="25" name="Picture"/>
+            <wp:docPr descr="Редактируем" title="" id="26" name="Picture"/>
             <a:graphic>
               <a:graphicData uri="http://schemas.openxmlformats.org/drawingml/2006/picture">
                 <pic:pic>
                   <pic:nvPicPr>
-                    <pic:cNvPr descr="image/2.png" id="26" name="Picture"/>
+                    <pic:cNvPr descr="image/2.png" id="27" name="Picture"/>
                     <pic:cNvPicPr>
                       <a:picLocks noChangeArrowheads="1" noChangeAspect="1"/>
                     </pic:cNvPicPr>
                   </pic:nvPicPr>
                   <pic:blipFill>
-                    <a:blip r:embed="rId24"/>
+                    <a:blip r:embed="rId25"/>
                     <a:stretch>
                       <a:fillRect/>
                     </a:stretch>
@@ -272,7 +395,7 @@
                   <pic:spPr bwMode="auto">
                     <a:xfrm>
                       <a:off x="0" y="0"/>
-                      <a:ext cx="3733800" cy="2690883"/>
+                      <a:ext cx="3733800" cy="818957"/>
                     </a:xfrm>
                     <a:prstGeom prst="rect">
                       <a:avLst/>
@@ -296,7 +419,7 @@
         <w:pStyle w:val="ImageCaption"/>
       </w:pPr>
       <w:r>
-        <w:t xml:space="preserve">Рис. 2: Проделываем операции с текстом</w:t>
+        <w:t xml:space="preserve">Рис. 2: Редактируем</w:t>
       </w:r>
     </w:p>
     <w:p>
@@ -304,191 +427,25 @@
         <w:pStyle w:val="BodyText"/>
       </w:pPr>
       <w:r>
-        <w:t xml:space="preserve">5.1. Вырезать одной командой целую строку (С-k).</w:t>
-      </w:r>
-    </w:p>
-    <w:p>
-      <w:pPr>
-        <w:pStyle w:val="BodyText"/>
-      </w:pPr>
-      <w:r>
-        <w:t xml:space="preserve">5.2. Вставить эту строку в конец файла (C-y).</w:t>
-      </w:r>
-    </w:p>
-    <w:p>
-      <w:pPr>
-        <w:pStyle w:val="BodyText"/>
-      </w:pPr>
-      <w:r>
-        <w:t xml:space="preserve">5.3. Выделить область текста (C-space).</w:t>
-      </w:r>
-    </w:p>
-    <w:p>
-      <w:pPr>
-        <w:pStyle w:val="BodyText"/>
-      </w:pPr>
-      <w:r>
-        <w:t xml:space="preserve">5.4. Скопировать область в буфер обмена (M-w).</w:t>
-      </w:r>
-    </w:p>
-    <w:p>
-      <w:pPr>
-        <w:pStyle w:val="BodyText"/>
-      </w:pPr>
-      <w:r>
-        <w:t xml:space="preserve">5.5. Вставить область в конец файла.</w:t>
-      </w:r>
-    </w:p>
-    <w:p>
-      <w:pPr>
-        <w:pStyle w:val="BodyText"/>
-      </w:pPr>
-      <w:r>
-        <w:t xml:space="preserve">5.6. Вновь выделить эту область и на этот раз вырезать её (C-w).</w:t>
-      </w:r>
-    </w:p>
-    <w:p>
-      <w:pPr>
-        <w:pStyle w:val="BodyText"/>
-      </w:pPr>
-      <w:r>
-        <w:t xml:space="preserve">5.7. Отмените последнее действие (C-/).</w:t>
-      </w:r>
-    </w:p>
-    <w:p>
-      <w:pPr>
-        <w:pStyle w:val="Compact"/>
-        <w:numPr>
-          <w:ilvl w:val="0"/>
-          <w:numId w:val="1003"/>
-        </w:numPr>
-      </w:pPr>
-      <w:r>
-        <w:t xml:space="preserve">Научитесь использовать команды по перемещению курсора.</w:t>
-      </w:r>
-    </w:p>
-    <w:p>
-      <w:pPr>
-        <w:pStyle w:val="FirstParagraph"/>
-      </w:pPr>
-      <w:r>
-        <w:t xml:space="preserve">6.1. Переместите курсор в начало строки (C-a).</w:t>
-      </w:r>
-    </w:p>
-    <w:p>
-      <w:pPr>
-        <w:pStyle w:val="BodyText"/>
-      </w:pPr>
-      <w:r>
-        <w:t xml:space="preserve">6.2. Переместите курсор в конец строки (C-e).</w:t>
-      </w:r>
-    </w:p>
-    <w:p>
-      <w:pPr>
-        <w:pStyle w:val="BodyText"/>
-      </w:pPr>
-      <w:r>
-        <w:t xml:space="preserve">6.3. Переместите курсор в начало буфера (M-&lt;).</w:t>
-      </w:r>
-    </w:p>
-    <w:p>
-      <w:pPr>
-        <w:pStyle w:val="BodyText"/>
-      </w:pPr>
-      <w:r>
-        <w:t xml:space="preserve">6.4. Переместите курсор в конец буфера (M-&gt;).</w:t>
-      </w:r>
-    </w:p>
-    <w:p>
-      <w:pPr>
-        <w:pStyle w:val="Compact"/>
-        <w:numPr>
-          <w:ilvl w:val="0"/>
-          <w:numId w:val="1004"/>
-        </w:numPr>
-      </w:pPr>
-      <w:r>
-        <w:t xml:space="preserve">Управление буферами.</w:t>
-      </w:r>
-    </w:p>
-    <w:p>
-      <w:pPr>
-        <w:pStyle w:val="FirstParagraph"/>
-      </w:pPr>
-      <w:r>
-        <w:t xml:space="preserve">7.1. Вывести список активных буферов на экран (C-x C-b).</w:t>
-      </w:r>
-    </w:p>
-    <w:p>
-      <w:pPr>
-        <w:pStyle w:val="BodyText"/>
-      </w:pPr>
-      <w:r>
-        <w:t xml:space="preserve">7.2. Переместитесь во вновь открытое окно (C-x) o со списком открытых буферов и переключитесь на другой буфер.</w:t>
-      </w:r>
-    </w:p>
-    <w:p>
-      <w:pPr>
-        <w:pStyle w:val="BodyText"/>
-      </w:pPr>
-      <w:r>
-        <w:t xml:space="preserve">7.3. Закройте это окно (C-x 0).</w:t>
-      </w:r>
-    </w:p>
-    <w:p>
-      <w:pPr>
-        <w:pStyle w:val="BodyText"/>
-      </w:pPr>
-      <w:r>
-        <w:t xml:space="preserve">7.4. Теперь вновь переключайтесь между буферами, но уже без вывода их списка на экран (C-x b).</w:t>
-      </w:r>
-    </w:p>
-    <w:p>
-      <w:pPr>
-        <w:pStyle w:val="Compact"/>
-        <w:numPr>
-          <w:ilvl w:val="0"/>
-          <w:numId w:val="1005"/>
-        </w:numPr>
-      </w:pPr>
-      <w:r>
-        <w:t xml:space="preserve">Управление окнами.</w:t>
-      </w:r>
-    </w:p>
-    <w:p>
-      <w:pPr>
-        <w:pStyle w:val="FirstParagraph"/>
-      </w:pPr>
-      <w:r>
-        <w:t xml:space="preserve">8.1. Поделите фрейм на 4 части: разделите фрейм на два окна по вертикали (C-x 3), а затем каждое из этих окон на две части по горизонтали (C-x 2)</w:t>
-      </w:r>
-    </w:p>
-    <w:p>
-      <w:pPr>
-        <w:pStyle w:val="BodyText"/>
-      </w:pPr>
-      <w:r>
-        <w:t xml:space="preserve">8.2. В каждом из четырёх созданных окон откройте новый буфер (файл) и введите несколько строк текста.</w:t>
-      </w:r>
-    </w:p>
-    <w:p>
-      <w:pPr>
-        <w:pStyle w:val="Compact"/>
-        <w:numPr>
-          <w:ilvl w:val="0"/>
-          <w:numId w:val="1006"/>
-        </w:numPr>
-      </w:pPr>
-      <w:r>
-        <w:t xml:space="preserve">Режим поиска</w:t>
-      </w:r>
-    </w:p>
-    <w:p>
-      <w:pPr>
-        <w:pStyle w:val="FirstParagraph"/>
-      </w:pPr>
-      <w:r>
-        <w:t xml:space="preserve">9.1. Переключитесь в режим поиска (C-s) и найдите несколько слов, присутствующих в тексте (рис. 3)</w:t>
+        <w:t xml:space="preserve">Введите пароль пользователя root при появлении запроса.</w:t>
+      </w:r>
+      <w:r>
+        <w:t xml:space="preserve"> </w:t>
+      </w:r>
+      <w:r>
+        <w:t xml:space="preserve">Посмотрите список всех файлов модулей, которые загружены в настоящее время.</w:t>
+      </w:r>
+      <w:r>
+        <w:t xml:space="preserve"> </w:t>
+      </w:r>
+      <w:r>
+        <w:t xml:space="preserve">Вы можете видеть, что загружена базовая системная среда.</w:t>
+      </w:r>
+      <w:r>
+        <w:t xml:space="preserve"> </w:t>
+      </w:r>
+      <w:r>
+        <w:t xml:space="preserve">Посмотрите задействованные переменные среды оболочки. Перегрузите систему.(рис. 3)</w:t>
       </w:r>
     </w:p>
     <w:p>
@@ -498,20 +455,20 @@
       <w:r>
         <w:drawing>
           <wp:inline>
-            <wp:extent cx="3733800" cy="5499329"/>
+            <wp:extent cx="3733800" cy="490296"/>
             <wp:effectExtent b="0" l="0" r="0" t="0"/>
-            <wp:docPr descr="Ищем слова" title="" id="28" name="Picture"/>
+            <wp:docPr descr="Смотрим список модулей" title="" id="29" name="Picture"/>
             <a:graphic>
               <a:graphicData uri="http://schemas.openxmlformats.org/drawingml/2006/picture">
                 <pic:pic>
                   <pic:nvPicPr>
-                    <pic:cNvPr descr="image/3.png" id="29" name="Picture"/>
+                    <pic:cNvPr descr="image/3.png" id="30" name="Picture"/>
                     <pic:cNvPicPr>
                       <a:picLocks noChangeArrowheads="1" noChangeAspect="1"/>
                     </pic:cNvPicPr>
                   </pic:nvPicPr>
                   <pic:blipFill>
-                    <a:blip r:embed="rId27"/>
+                    <a:blip r:embed="rId28"/>
                     <a:stretch>
                       <a:fillRect/>
                     </a:stretch>
@@ -519,7 +476,7 @@
                   <pic:spPr bwMode="auto">
                     <a:xfrm>
                       <a:off x="0" y="0"/>
-                      <a:ext cx="3733800" cy="5499329"/>
+                      <a:ext cx="3733800" cy="490296"/>
                     </a:xfrm>
                     <a:prstGeom prst="rect">
                       <a:avLst/>
@@ -543,7 +500,7 @@
         <w:pStyle w:val="ImageCaption"/>
       </w:pPr>
       <w:r>
-        <w:t xml:space="preserve">Рис. 3: Ищем слова</w:t>
+        <w:t xml:space="preserve">Рис. 3: Смотрим список модулей</w:t>
       </w:r>
     </w:p>
     <w:p>
@@ -551,7 +508,245 @@
         <w:pStyle w:val="BodyText"/>
       </w:pPr>
       <w:r>
-        <w:t xml:space="preserve">9.2. Переключайтесь между результатами поиска, нажимая C-s.</w:t>
+        <w:t xml:space="preserve">Как только отобразится меню GRUB, ещё раз нажмите e на строке с текущей версией</w:t>
+      </w:r>
+      <w:r>
+        <w:t xml:space="preserve"> </w:t>
+      </w:r>
+      <w:r>
+        <w:t xml:space="preserve">ядра, чтобы войти в режим редактора. В конце строки, загружающей ядро, введите</w:t>
+      </w:r>
+      <w:r>
+        <w:t xml:space="preserve"> </w:t>
+      </w:r>
+      <w:r>
+        <w:t xml:space="preserve">systemd.unit=emergency.target</w:t>
+      </w:r>
+      <w:r>
+        <w:t xml:space="preserve"> </w:t>
+      </w:r>
+      <w:r>
+        <w:t xml:space="preserve">и удалите опции rhgb и quit из этой строки, если они там есть.</w:t>
+      </w:r>
+      <w:r>
+        <w:t xml:space="preserve"> </w:t>
+      </w:r>
+      <w:r>
+        <w:t xml:space="preserve">Нажмите Ctrl + x для продолжения процесса загрузки.</w:t>
+      </w:r>
+      <w:r>
+        <w:t xml:space="preserve"> </w:t>
+      </w:r>
+      <w:r>
+        <w:t xml:space="preserve">Введите пароль пользователя root при появлении запроса.</w:t>
+      </w:r>
+      <w:r>
+        <w:t xml:space="preserve"> </w:t>
+      </w:r>
+      <w:r>
+        <w:t xml:space="preserve">После успешного входа в систему посмотрите список всех загруженных файлов модулей.</w:t>
+      </w:r>
+      <w:r>
+        <w:t xml:space="preserve"> </w:t>
+      </w:r>
+      <w:r>
+        <w:t xml:space="preserve">Обратите внимание, что количество загружаемых файлов модулей уменьшилось до</w:t>
+      </w:r>
+      <w:r>
+        <w:t xml:space="preserve"> </w:t>
+      </w:r>
+      <w:r>
+        <w:t xml:space="preserve">минимума.</w:t>
+      </w:r>
+      <w:r>
+        <w:t xml:space="preserve"> </w:t>
+      </w:r>
+      <w:r>
+        <w:t xml:space="preserve">Перегрузите систему.(рис. 4)</w:t>
+      </w:r>
+    </w:p>
+    <w:p>
+      <w:pPr>
+        <w:pStyle w:val="CaptionedFigure"/>
+      </w:pPr>
+      <w:r>
+        <w:drawing>
+          <wp:inline>
+            <wp:extent cx="3733800" cy="758511"/>
+            <wp:effectExtent b="0" l="0" r="0" t="0"/>
+            <wp:docPr descr="Смотрим и перезагружаем систему" title="" id="32" name="Picture"/>
+            <a:graphic>
+              <a:graphicData uri="http://schemas.openxmlformats.org/drawingml/2006/picture">
+                <pic:pic>
+                  <pic:nvPicPr>
+                    <pic:cNvPr descr="image/4.png" id="33" name="Picture"/>
+                    <pic:cNvPicPr>
+                      <a:picLocks noChangeArrowheads="1" noChangeAspect="1"/>
+                    </pic:cNvPicPr>
+                  </pic:nvPicPr>
+                  <pic:blipFill>
+                    <a:blip r:embed="rId31"/>
+                    <a:stretch>
+                      <a:fillRect/>
+                    </a:stretch>
+                  </pic:blipFill>
+                  <pic:spPr bwMode="auto">
+                    <a:xfrm>
+                      <a:off x="0" y="0"/>
+                      <a:ext cx="3733800" cy="758511"/>
+                    </a:xfrm>
+                    <a:prstGeom prst="rect">
+                      <a:avLst/>
+                    </a:prstGeom>
+                    <a:noFill/>
+                    <a:ln w="9525">
+                      <a:noFill/>
+                      <a:headEnd/>
+                      <a:tailEnd/>
+                    </a:ln>
+                  </pic:spPr>
+                </pic:pic>
+              </a:graphicData>
+            </a:graphic>
+          </wp:inline>
+        </w:drawing>
+      </w:r>
+    </w:p>
+    <w:p>
+      <w:pPr>
+        <w:pStyle w:val="ImageCaption"/>
+      </w:pPr>
+      <w:r>
+        <w:t xml:space="preserve">Рис. 4: Смотрим и перезагружаем систему</w:t>
+      </w:r>
+    </w:p>
+    <w:p>
+      <w:pPr>
+        <w:pStyle w:val="Compact"/>
+        <w:numPr>
+          <w:ilvl w:val="0"/>
+          <w:numId w:val="1004"/>
+        </w:numPr>
+      </w:pPr>
+      <w:r>
+        <w:t xml:space="preserve">Сброс пароля root.</w:t>
+      </w:r>
+    </w:p>
+    <w:p>
+      <w:pPr>
+        <w:pStyle w:val="FirstParagraph"/>
+      </w:pPr>
+      <w:r>
+        <w:t xml:space="preserve">Обычный сценарий для администратора Linux заключается в том, что пароль root</w:t>
+      </w:r>
+      <w:r>
+        <w:t xml:space="preserve"> </w:t>
+      </w:r>
+      <w:r>
+        <w:t xml:space="preserve">отсутствует. Если это произойдёт, вам необходимо сбросить его. Единственный способ</w:t>
+      </w:r>
+      <w:r>
+        <w:t xml:space="preserve"> </w:t>
+      </w:r>
+      <w:r>
+        <w:t xml:space="preserve">сделать это — загрузить систему в минимальном режиме, который позволяет войти</w:t>
+      </w:r>
+      <w:r>
+        <w:t xml:space="preserve"> </w:t>
+      </w:r>
+      <w:r>
+        <w:t xml:space="preserve">в систему без ввода пароля. Для этого выполните следующие действия.</w:t>
+      </w:r>
+      <w:r>
+        <w:t xml:space="preserve"> </w:t>
+      </w:r>
+      <w:r>
+        <w:t xml:space="preserve">Запустите (перегрузите) компьютер. Когда отобразится меню GRUB, выберите в меню</w:t>
+      </w:r>
+      <w:r>
+        <w:t xml:space="preserve"> </w:t>
+      </w:r>
+      <w:r>
+        <w:t xml:space="preserve">строку с текущей версией ядра системы и нажмите e , чтобы войти в режим редактора.</w:t>
+      </w:r>
+      <w:r>
+        <w:t xml:space="preserve"> </w:t>
+      </w:r>
+      <w:r>
+        <w:t xml:space="preserve">В конце строки, загружающей ядро, введите</w:t>
+      </w:r>
+      <w:r>
+        <w:t xml:space="preserve"> </w:t>
+      </w:r>
+      <w:r>
+        <w:t xml:space="preserve">rd.break</w:t>
+      </w:r>
+      <w:r>
+        <w:t xml:space="preserve"> </w:t>
+      </w:r>
+      <w:r>
+        <w:t xml:space="preserve">и удалите опции rhgb и quit из этой строки, если они там есть.</w:t>
+      </w:r>
+      <w:r>
+        <w:t xml:space="preserve"> </w:t>
+      </w:r>
+      <w:r>
+        <w:t xml:space="preserve">Нажмите Ctrl + x для продолжения процесса загрузки.(рис. 5)</w:t>
+      </w:r>
+    </w:p>
+    <w:p>
+      <w:pPr>
+        <w:pStyle w:val="CaptionedFigure"/>
+      </w:pPr>
+      <w:r>
+        <w:drawing>
+          <wp:inline>
+            <wp:extent cx="3733800" cy="692040"/>
+            <wp:effectExtent b="0" l="0" r="0" t="0"/>
+            <wp:docPr descr="Редактируем строку" title="" id="35" name="Picture"/>
+            <a:graphic>
+              <a:graphicData uri="http://schemas.openxmlformats.org/drawingml/2006/picture">
+                <pic:pic>
+                  <pic:nvPicPr>
+                    <pic:cNvPr descr="image/5.png" id="36" name="Picture"/>
+                    <pic:cNvPicPr>
+                      <a:picLocks noChangeArrowheads="1" noChangeAspect="1"/>
+                    </pic:cNvPicPr>
+                  </pic:nvPicPr>
+                  <pic:blipFill>
+                    <a:blip r:embed="rId34"/>
+                    <a:stretch>
+                      <a:fillRect/>
+                    </a:stretch>
+                  </pic:blipFill>
+                  <pic:spPr bwMode="auto">
+                    <a:xfrm>
+                      <a:off x="0" y="0"/>
+                      <a:ext cx="3733800" cy="692040"/>
+                    </a:xfrm>
+                    <a:prstGeom prst="rect">
+                      <a:avLst/>
+                    </a:prstGeom>
+                    <a:noFill/>
+                    <a:ln w="9525">
+                      <a:noFill/>
+                      <a:headEnd/>
+                      <a:tailEnd/>
+                    </a:ln>
+                  </pic:spPr>
+                </pic:pic>
+              </a:graphicData>
+            </a:graphic>
+          </wp:inline>
+        </w:drawing>
+      </w:r>
+    </w:p>
+    <w:p>
+      <w:pPr>
+        <w:pStyle w:val="ImageCaption"/>
+      </w:pPr>
+      <w:r>
+        <w:t xml:space="preserve">Рис. 5: Редактируем строку</w:t>
       </w:r>
     </w:p>
     <w:p>
@@ -559,54 +754,150 @@
         <w:pStyle w:val="BodyText"/>
       </w:pPr>
       <w:r>
-        <w:t xml:space="preserve">9.3. Выйдите из режима поиска, нажав C-g.</w:t>
-      </w:r>
-    </w:p>
-    <w:p>
-      <w:pPr>
-        <w:pStyle w:val="BodyText"/>
-      </w:pPr>
-      <w:r>
-        <w:t xml:space="preserve">9.4. Перейдите в режим поиска и замены (M-%), введите текст, который следует найти и заменить, нажмите Enter , затем введите текст для замены. После того как будут подсвечены результаты поиска, нажмите ! для подтверждения замены.</w:t>
-      </w:r>
-    </w:p>
-    <w:p>
-      <w:pPr>
-        <w:pStyle w:val="BodyText"/>
-      </w:pPr>
-      <w:r>
-        <w:t xml:space="preserve">9.5. Испробуйте другой режим поиска, нажав M-s o. Объясните, чем он отличается от обычного режима?</w:t>
-      </w:r>
-    </w:p>
-    <w:bookmarkEnd w:id="30"/>
-    <w:bookmarkStart w:id="31" w:name="выводы"/>
-    <w:p>
-      <w:pPr>
-        <w:pStyle w:val="Heading1"/>
-      </w:pPr>
-      <w:r>
-        <w:rPr>
-          <w:rStyle w:val="SectionNumber"/>
-        </w:rPr>
-        <w:t xml:space="preserve">3</w:t>
-      </w:r>
-      <w:r>
-        <w:tab/>
-      </w:r>
-      <w:r>
-        <w:t xml:space="preserve">Выводы</w:t>
-      </w:r>
-    </w:p>
-    <w:p>
-      <w:pPr>
-        <w:pStyle w:val="FirstParagraph"/>
-      </w:pPr>
-      <w:r>
-        <w:t xml:space="preserve">Мы познакомились с операционной системой Linux. Получили практические навыки работы с редактором Emacs.</w:t>
-      </w:r>
-    </w:p>
-    <w:bookmarkEnd w:id="31"/>
-    <w:bookmarkStart w:id="32" w:name="ответы-на-контрольные-вопросы"/>
+        <w:t xml:space="preserve">Этап загрузки системы остановится в момент загрузки initramfs, непосредственно</w:t>
+      </w:r>
+      <w:r>
+        <w:t xml:space="preserve"> </w:t>
+      </w:r>
+      <w:r>
+        <w:t xml:space="preserve">перед монтированием корневой файловой системы в каталоге /.</w:t>
+      </w:r>
+      <w:r>
+        <w:t xml:space="preserve"> </w:t>
+      </w:r>
+      <w:r>
+        <w:t xml:space="preserve">Сделайте содержимое каталога /sysimage новым корневым каталогом. Теперь вы можете ввести команду задания пароля</w:t>
+      </w:r>
+      <w:r>
+        <w:t xml:space="preserve"> </w:t>
+      </w:r>
+      <w:r>
+        <w:t xml:space="preserve">и установить новый пароль для пользователя root.</w:t>
+      </w:r>
+      <w:r>
+        <w:t xml:space="preserve"> </w:t>
+      </w:r>
+      <w:r>
+        <w:t xml:space="preserve">Поскольку на этом очень раннем этапе загрузки SELinux ещё не активирован, то тип</w:t>
+      </w:r>
+      <w:r>
+        <w:t xml:space="preserve"> </w:t>
+      </w:r>
+      <w:r>
+        <w:t xml:space="preserve">контекста SELinux для файла /etc/shadow будет испорчен. Если вы перезагрузитесь</w:t>
+      </w:r>
+      <w:r>
+        <w:t xml:space="preserve"> </w:t>
+      </w:r>
+      <w:r>
+        <w:t xml:space="preserve">в этот момент, то никто не сможет войти в систему. Поэтому вы должны убедиться,</w:t>
+      </w:r>
+      <w:r>
+        <w:t xml:space="preserve"> </w:t>
+      </w:r>
+      <w:r>
+        <w:t xml:space="preserve">что тип контекста установлен правильно. Чтобы сделать это, на этом этапе вы должны</w:t>
+      </w:r>
+      <w:r>
+        <w:t xml:space="preserve"> </w:t>
+      </w:r>
+      <w:r>
+        <w:t xml:space="preserve">загрузить политику SELinux. Теперь вы можете вручную установить правильный тип контекста для /etc/shadow.</w:t>
+      </w:r>
+      <w:r>
+        <w:t xml:space="preserve"> </w:t>
+      </w:r>
+      <w:r>
+        <w:t xml:space="preserve">Перезагрузите систему с помощью команды reboot -f и войдите в систему</w:t>
+      </w:r>
+      <w:r>
+        <w:t xml:space="preserve"> </w:t>
+      </w:r>
+      <w:r>
+        <w:t xml:space="preserve">с изменённым паролем для пользователя root. Опция -f (–force) означает при-</w:t>
+      </w:r>
+      <w:r>
+        <w:t xml:space="preserve"> </w:t>
+      </w:r>
+      <w:r>
+        <w:t xml:space="preserve">нудительную немедленную остановку, выключение или перезагрузку. При указании</w:t>
+      </w:r>
+      <w:r>
+        <w:t xml:space="preserve"> </w:t>
+      </w:r>
+      <w:r>
+        <w:t xml:space="preserve">один раз это приводит к немедленному, но чистому завершению работы системным</w:t>
+      </w:r>
+      <w:r>
+        <w:t xml:space="preserve"> </w:t>
+      </w:r>
+      <w:r>
+        <w:t xml:space="preserve">менеджером. Если указано дважды, это приводит к немедленному завершению работы</w:t>
+      </w:r>
+      <w:r>
+        <w:t xml:space="preserve"> </w:t>
+      </w:r>
+      <w:r>
+        <w:t xml:space="preserve">без обращения к системному менеджеру.(рис. 6)</w:t>
+      </w:r>
+    </w:p>
+    <w:p>
+      <w:pPr>
+        <w:pStyle w:val="CaptionedFigure"/>
+      </w:pPr>
+      <w:r>
+        <w:drawing>
+          <wp:inline>
+            <wp:extent cx="3733800" cy="1740912"/>
+            <wp:effectExtent b="0" l="0" r="0" t="0"/>
+            <wp:docPr descr="выполняем команды" title="" id="38" name="Picture"/>
+            <a:graphic>
+              <a:graphicData uri="http://schemas.openxmlformats.org/drawingml/2006/picture">
+                <pic:pic>
+                  <pic:nvPicPr>
+                    <pic:cNvPr descr="image/6.png" id="39" name="Picture"/>
+                    <pic:cNvPicPr>
+                      <a:picLocks noChangeArrowheads="1" noChangeAspect="1"/>
+                    </pic:cNvPicPr>
+                  </pic:nvPicPr>
+                  <pic:blipFill>
+                    <a:blip r:embed="rId37"/>
+                    <a:stretch>
+                      <a:fillRect/>
+                    </a:stretch>
+                  </pic:blipFill>
+                  <pic:spPr bwMode="auto">
+                    <a:xfrm>
+                      <a:off x="0" y="0"/>
+                      <a:ext cx="3733800" cy="1740912"/>
+                    </a:xfrm>
+                    <a:prstGeom prst="rect">
+                      <a:avLst/>
+                    </a:prstGeom>
+                    <a:noFill/>
+                    <a:ln w="9525">
+                      <a:noFill/>
+                      <a:headEnd/>
+                      <a:tailEnd/>
+                    </a:ln>
+                  </pic:spPr>
+                </pic:pic>
+              </a:graphicData>
+            </a:graphic>
+          </wp:inline>
+        </w:drawing>
+      </w:r>
+    </w:p>
+    <w:p>
+      <w:pPr>
+        <w:pStyle w:val="ImageCaption"/>
+      </w:pPr>
+      <w:r>
+        <w:t xml:space="preserve">Рис. 6: выполняем команды</w:t>
+      </w:r>
+    </w:p>
+    <w:bookmarkEnd w:id="40"/>
+    <w:bookmarkStart w:id="41" w:name="выводы"/>
     <w:p>
       <w:pPr>
         <w:pStyle w:val="Heading1"/>
@@ -621,161 +912,18 @@
         <w:tab/>
       </w:r>
       <w:r>
-        <w:t xml:space="preserve">Ответы на контрольные вопросы</w:t>
-      </w:r>
-    </w:p>
-    <w:p>
-      <w:pPr>
-        <w:numPr>
-          <w:ilvl w:val="0"/>
-          <w:numId w:val="1007"/>
-        </w:numPr>
-      </w:pPr>
-      <w:r>
-        <w:t xml:space="preserve">Emacs: Мощный, расширяемый текстовый редактор, интегрированная среда разработки.</w:t>
-      </w:r>
-    </w:p>
-    <w:p>
-      <w:pPr>
-        <w:numPr>
-          <w:ilvl w:val="0"/>
-          <w:numId w:val="1007"/>
-        </w:numPr>
-      </w:pPr>
-      <w:r>
-        <w:t xml:space="preserve">Сложность для новичков: Множество команд, сложная система комбинаций клавиш, Lisp для настройки.</w:t>
-      </w:r>
-    </w:p>
-    <w:p>
-      <w:pPr>
-        <w:numPr>
-          <w:ilvl w:val="0"/>
-          <w:numId w:val="1007"/>
-        </w:numPr>
-      </w:pPr>
-      <w:r>
-        <w:t xml:space="preserve">Буфер и окно: Буфер - область памяти с текстом, окно - область экрана, отображающая буфер.</w:t>
-      </w:r>
-    </w:p>
-    <w:p>
-      <w:pPr>
-        <w:numPr>
-          <w:ilvl w:val="0"/>
-          <w:numId w:val="1007"/>
-        </w:numPr>
-      </w:pPr>
-      <w:r>
-        <w:t xml:space="preserve">Больше 10 буферов в окне? Нет, в одном окне отображается только один буфер. Можно иметь несколько окон, каждое со своим буфером.</w:t>
-      </w:r>
-    </w:p>
-    <w:p>
-      <w:pPr>
-        <w:numPr>
-          <w:ilvl w:val="0"/>
-          <w:numId w:val="1007"/>
-        </w:numPr>
-      </w:pPr>
-      <w:r>
-        <w:t xml:space="preserve">Буферы по умолчанию:</w:t>
-      </w:r>
-      <w:r>
-        <w:t xml:space="preserve"> </w:t>
-      </w:r>
-      <w:r>
-        <w:rPr>
-          <w:i/>
-          <w:iCs/>
-        </w:rPr>
-        <w:t xml:space="preserve">scratch</w:t>
-      </w:r>
-      <w:r>
-        <w:t xml:space="preserve">,</w:t>
-      </w:r>
-      <w:r>
-        <w:t xml:space="preserve"> </w:t>
-      </w:r>
-      <w:r>
-        <w:rPr>
-          <w:i/>
-          <w:iCs/>
-        </w:rPr>
-        <w:t xml:space="preserve">Messages</w:t>
-      </w:r>
-      <w:r>
-        <w:t xml:space="preserve"> </w:t>
-      </w:r>
-      <w:r>
-        <w:t xml:space="preserve">(может быть и другие, в зависимости от версии и настроек).</w:t>
-      </w:r>
-    </w:p>
-    <w:p>
-      <w:pPr>
-        <w:numPr>
-          <w:ilvl w:val="0"/>
-          <w:numId w:val="1007"/>
-        </w:numPr>
-      </w:pPr>
-      <w:r>
-        <w:t xml:space="preserve">Комбинации клавиш:</w:t>
-      </w:r>
-      <w:r>
-        <w:t xml:space="preserve"> </w:t>
-      </w:r>
-      <w:r>
-        <w:t xml:space="preserve">C-c |: C-c Shift-| (или C-c затем | при отпущенном Shift).</w:t>
-      </w:r>
-      <w:r>
-        <w:t xml:space="preserve"> </w:t>
-      </w:r>
-      <w:r>
-        <w:t xml:space="preserve">C-c C-|: C-c C-Shift-| (или C-c C-| при отпущенном Shift).</w:t>
-      </w:r>
-    </w:p>
-    <w:p>
-      <w:pPr>
-        <w:numPr>
-          <w:ilvl w:val="0"/>
-          <w:numId w:val="1007"/>
-        </w:numPr>
-      </w:pPr>
-      <w:r>
-        <w:t xml:space="preserve">Поделить окно: C-x 2 (по горизонтали), C-x 3 (по вертикали).</w:t>
-      </w:r>
-    </w:p>
-    <w:p>
-      <w:pPr>
-        <w:numPr>
-          <w:ilvl w:val="0"/>
-          <w:numId w:val="1007"/>
-        </w:numPr>
-      </w:pPr>
-      <w:r>
-        <w:t xml:space="preserve">Файл настроек: ~/.emacs или ~/.emacs.d/init.el.</w:t>
-      </w:r>
-    </w:p>
-    <w:p>
-      <w:pPr>
-        <w:numPr>
-          <w:ilvl w:val="0"/>
-          <w:numId w:val="1007"/>
-        </w:numPr>
-      </w:pPr>
-      <w:r>
-        <w:t xml:space="preserve">Клавиша: Выполняет команду, связанную с ней. Да, переназначить можно.</w:t>
-      </w:r>
-    </w:p>
-    <w:p>
-      <w:pPr>
-        <w:numPr>
-          <w:ilvl w:val="0"/>
-          <w:numId w:val="1007"/>
-        </w:numPr>
-      </w:pPr>
-      <w:r>
-        <w:t xml:space="preserve">Удобнее (субъективно): Зависит от личных предпочтений. Vi - минималистичный, быстрый, системный. Emacs - мощный, расширяемый, IDE-подобный.</w:t>
-      </w:r>
-    </w:p>
-    <w:bookmarkEnd w:id="32"/>
+        <w:t xml:space="preserve">Выводы</w:t>
+      </w:r>
+    </w:p>
+    <w:p>
+      <w:pPr>
+        <w:pStyle w:val="FirstParagraph"/>
+      </w:pPr>
+      <w:r>
+        <w:t xml:space="preserve">Мы получили навыки работы с загрузчиком системы GRUB2.</w:t>
+      </w:r>
+    </w:p>
+    <w:bookmarkEnd w:id="41"/>
     <w:sectPr/>
   </w:body>
 </w:document>
@@ -1052,11 +1200,11 @@
       </w:pPr>
     </w:lvl>
   </w:abstractNum>
-  <w:abstractNum w:abstractNumId="99416">
-    <w:nsid w:val="00A99416"/>
+  <w:abstractNum w:abstractNumId="99413">
+    <w:nsid w:val="00A99413"/>
     <w:multiLevelType w:val="multilevel"/>
     <w:lvl w:ilvl="0">
-      <w:start w:val="6"/>
+      <w:start w:val="3"/>
       <w:numFmt w:val="decimal"/>
       <w:lvlText w:val="%1."/>
       <w:lvlJc w:val="left"/>
@@ -1065,7 +1213,7 @@
       </w:pPr>
     </w:lvl>
     <w:lvl w:ilvl="1">
-      <w:start w:val="6"/>
+      <w:start w:val="3"/>
       <w:numFmt w:val="decimal"/>
       <w:lvlText w:val="%2."/>
       <w:lvlJc w:val="left"/>
@@ -1074,7 +1222,7 @@
       </w:pPr>
     </w:lvl>
     <w:lvl w:ilvl="2">
-      <w:start w:val="6"/>
+      <w:start w:val="3"/>
       <w:numFmt w:val="decimal"/>
       <w:lvlText w:val="%3."/>
       <w:lvlJc w:val="left"/>
@@ -1083,7 +1231,7 @@
       </w:pPr>
     </w:lvl>
     <w:lvl w:ilvl="3">
-      <w:start w:val="6"/>
+      <w:start w:val="3"/>
       <w:numFmt w:val="decimal"/>
       <w:lvlText w:val="%4."/>
       <w:lvlJc w:val="left"/>
@@ -1092,7 +1240,7 @@
       </w:pPr>
     </w:lvl>
     <w:lvl w:ilvl="4">
-      <w:start w:val="6"/>
+      <w:start w:val="3"/>
       <w:numFmt w:val="decimal"/>
       <w:lvlText w:val="%5."/>
       <w:lvlJc w:val="left"/>
@@ -1101,7 +1249,7 @@
       </w:pPr>
     </w:lvl>
     <w:lvl w:ilvl="5">
-      <w:start w:val="6"/>
+      <w:start w:val="3"/>
       <w:numFmt w:val="decimal"/>
       <w:lvlText w:val="%6."/>
       <w:lvlJc w:val="left"/>
@@ -1110,7 +1258,7 @@
       </w:pPr>
     </w:lvl>
     <w:lvl w:ilvl="6">
-      <w:start w:val="6"/>
+      <w:start w:val="3"/>
       <w:numFmt w:val="decimal"/>
       <w:lvlText w:val="%7."/>
       <w:lvlJc w:val="left"/>
@@ -1119,7 +1267,7 @@
       </w:pPr>
     </w:lvl>
     <w:lvl w:ilvl="7">
-      <w:start w:val="6"/>
+      <w:start w:val="3"/>
       <w:numFmt w:val="decimal"/>
       <w:lvlText w:val="%8."/>
       <w:lvlJc w:val="left"/>
@@ -1128,262 +1276,7 @@
       </w:pPr>
     </w:lvl>
     <w:lvl w:ilvl="8">
-      <w:start w:val="6"/>
-      <w:numFmt w:val="decimal"/>
-      <w:lvlText w:val="%9."/>
-      <w:lvlJc w:val="left"/>
-      <w:pPr>
-        <w:ind w:left="6480" w:hanging="480"/>
-      </w:pPr>
-    </w:lvl>
-  </w:abstractNum>
-  <w:abstractNum w:abstractNumId="99417">
-    <w:nsid w:val="00A99417"/>
-    <w:multiLevelType w:val="multilevel"/>
-    <w:lvl w:ilvl="0">
-      <w:start w:val="7"/>
-      <w:numFmt w:val="decimal"/>
-      <w:lvlText w:val="%1."/>
-      <w:lvlJc w:val="left"/>
-      <w:pPr>
-        <w:ind w:left="720" w:hanging="480"/>
-      </w:pPr>
-    </w:lvl>
-    <w:lvl w:ilvl="1">
-      <w:start w:val="7"/>
-      <w:numFmt w:val="decimal"/>
-      <w:lvlText w:val="%2."/>
-      <w:lvlJc w:val="left"/>
-      <w:pPr>
-        <w:ind w:left="1440" w:hanging="480"/>
-      </w:pPr>
-    </w:lvl>
-    <w:lvl w:ilvl="2">
-      <w:start w:val="7"/>
-      <w:numFmt w:val="decimal"/>
-      <w:lvlText w:val="%3."/>
-      <w:lvlJc w:val="left"/>
-      <w:pPr>
-        <w:ind w:left="2160" w:hanging="480"/>
-      </w:pPr>
-    </w:lvl>
-    <w:lvl w:ilvl="3">
-      <w:start w:val="7"/>
-      <w:numFmt w:val="decimal"/>
-      <w:lvlText w:val="%4."/>
-      <w:lvlJc w:val="left"/>
-      <w:pPr>
-        <w:ind w:left="2880" w:hanging="480"/>
-      </w:pPr>
-    </w:lvl>
-    <w:lvl w:ilvl="4">
-      <w:start w:val="7"/>
-      <w:numFmt w:val="decimal"/>
-      <w:lvlText w:val="%5."/>
-      <w:lvlJc w:val="left"/>
-      <w:pPr>
-        <w:ind w:left="3600" w:hanging="480"/>
-      </w:pPr>
-    </w:lvl>
-    <w:lvl w:ilvl="5">
-      <w:start w:val="7"/>
-      <w:numFmt w:val="decimal"/>
-      <w:lvlText w:val="%6."/>
-      <w:lvlJc w:val="left"/>
-      <w:pPr>
-        <w:ind w:left="4320" w:hanging="480"/>
-      </w:pPr>
-    </w:lvl>
-    <w:lvl w:ilvl="6">
-      <w:start w:val="7"/>
-      <w:numFmt w:val="decimal"/>
-      <w:lvlText w:val="%7."/>
-      <w:lvlJc w:val="left"/>
-      <w:pPr>
-        <w:ind w:left="5040" w:hanging="480"/>
-      </w:pPr>
-    </w:lvl>
-    <w:lvl w:ilvl="7">
-      <w:start w:val="7"/>
-      <w:numFmt w:val="decimal"/>
-      <w:lvlText w:val="%8."/>
-      <w:lvlJc w:val="left"/>
-      <w:pPr>
-        <w:ind w:left="5760" w:hanging="480"/>
-      </w:pPr>
-    </w:lvl>
-    <w:lvl w:ilvl="8">
-      <w:start w:val="7"/>
-      <w:numFmt w:val="decimal"/>
-      <w:lvlText w:val="%9."/>
-      <w:lvlJc w:val="left"/>
-      <w:pPr>
-        <w:ind w:left="6480" w:hanging="480"/>
-      </w:pPr>
-    </w:lvl>
-  </w:abstractNum>
-  <w:abstractNum w:abstractNumId="99418">
-    <w:nsid w:val="00A99418"/>
-    <w:multiLevelType w:val="multilevel"/>
-    <w:lvl w:ilvl="0">
-      <w:start w:val="8"/>
-      <w:numFmt w:val="decimal"/>
-      <w:lvlText w:val="%1."/>
-      <w:lvlJc w:val="left"/>
-      <w:pPr>
-        <w:ind w:left="720" w:hanging="480"/>
-      </w:pPr>
-    </w:lvl>
-    <w:lvl w:ilvl="1">
-      <w:start w:val="8"/>
-      <w:numFmt w:val="decimal"/>
-      <w:lvlText w:val="%2."/>
-      <w:lvlJc w:val="left"/>
-      <w:pPr>
-        <w:ind w:left="1440" w:hanging="480"/>
-      </w:pPr>
-    </w:lvl>
-    <w:lvl w:ilvl="2">
-      <w:start w:val="8"/>
-      <w:numFmt w:val="decimal"/>
-      <w:lvlText w:val="%3."/>
-      <w:lvlJc w:val="left"/>
-      <w:pPr>
-        <w:ind w:left="2160" w:hanging="480"/>
-      </w:pPr>
-    </w:lvl>
-    <w:lvl w:ilvl="3">
-      <w:start w:val="8"/>
-      <w:numFmt w:val="decimal"/>
-      <w:lvlText w:val="%4."/>
-      <w:lvlJc w:val="left"/>
-      <w:pPr>
-        <w:ind w:left="2880" w:hanging="480"/>
-      </w:pPr>
-    </w:lvl>
-    <w:lvl w:ilvl="4">
-      <w:start w:val="8"/>
-      <w:numFmt w:val="decimal"/>
-      <w:lvlText w:val="%5."/>
-      <w:lvlJc w:val="left"/>
-      <w:pPr>
-        <w:ind w:left="3600" w:hanging="480"/>
-      </w:pPr>
-    </w:lvl>
-    <w:lvl w:ilvl="5">
-      <w:start w:val="8"/>
-      <w:numFmt w:val="decimal"/>
-      <w:lvlText w:val="%6."/>
-      <w:lvlJc w:val="left"/>
-      <w:pPr>
-        <w:ind w:left="4320" w:hanging="480"/>
-      </w:pPr>
-    </w:lvl>
-    <w:lvl w:ilvl="6">
-      <w:start w:val="8"/>
-      <w:numFmt w:val="decimal"/>
-      <w:lvlText w:val="%7."/>
-      <w:lvlJc w:val="left"/>
-      <w:pPr>
-        <w:ind w:left="5040" w:hanging="480"/>
-      </w:pPr>
-    </w:lvl>
-    <w:lvl w:ilvl="7">
-      <w:start w:val="8"/>
-      <w:numFmt w:val="decimal"/>
-      <w:lvlText w:val="%8."/>
-      <w:lvlJc w:val="left"/>
-      <w:pPr>
-        <w:ind w:left="5760" w:hanging="480"/>
-      </w:pPr>
-    </w:lvl>
-    <w:lvl w:ilvl="8">
-      <w:start w:val="8"/>
-      <w:numFmt w:val="decimal"/>
-      <w:lvlText w:val="%9."/>
-      <w:lvlJc w:val="left"/>
-      <w:pPr>
-        <w:ind w:left="6480" w:hanging="480"/>
-      </w:pPr>
-    </w:lvl>
-  </w:abstractNum>
-  <w:abstractNum w:abstractNumId="99419">
-    <w:nsid w:val="00A99419"/>
-    <w:multiLevelType w:val="multilevel"/>
-    <w:lvl w:ilvl="0">
-      <w:start w:val="9"/>
-      <w:numFmt w:val="decimal"/>
-      <w:lvlText w:val="%1."/>
-      <w:lvlJc w:val="left"/>
-      <w:pPr>
-        <w:ind w:left="720" w:hanging="480"/>
-      </w:pPr>
-    </w:lvl>
-    <w:lvl w:ilvl="1">
-      <w:start w:val="9"/>
-      <w:numFmt w:val="decimal"/>
-      <w:lvlText w:val="%2."/>
-      <w:lvlJc w:val="left"/>
-      <w:pPr>
-        <w:ind w:left="1440" w:hanging="480"/>
-      </w:pPr>
-    </w:lvl>
-    <w:lvl w:ilvl="2">
-      <w:start w:val="9"/>
-      <w:numFmt w:val="decimal"/>
-      <w:lvlText w:val="%3."/>
-      <w:lvlJc w:val="left"/>
-      <w:pPr>
-        <w:ind w:left="2160" w:hanging="480"/>
-      </w:pPr>
-    </w:lvl>
-    <w:lvl w:ilvl="3">
-      <w:start w:val="9"/>
-      <w:numFmt w:val="decimal"/>
-      <w:lvlText w:val="%4."/>
-      <w:lvlJc w:val="left"/>
-      <w:pPr>
-        <w:ind w:left="2880" w:hanging="480"/>
-      </w:pPr>
-    </w:lvl>
-    <w:lvl w:ilvl="4">
-      <w:start w:val="9"/>
-      <w:numFmt w:val="decimal"/>
-      <w:lvlText w:val="%5."/>
-      <w:lvlJc w:val="left"/>
-      <w:pPr>
-        <w:ind w:left="3600" w:hanging="480"/>
-      </w:pPr>
-    </w:lvl>
-    <w:lvl w:ilvl="5">
-      <w:start w:val="9"/>
-      <w:numFmt w:val="decimal"/>
-      <w:lvlText w:val="%6."/>
-      <w:lvlJc w:val="left"/>
-      <w:pPr>
-        <w:ind w:left="4320" w:hanging="480"/>
-      </w:pPr>
-    </w:lvl>
-    <w:lvl w:ilvl="6">
-      <w:start w:val="9"/>
-      <w:numFmt w:val="decimal"/>
-      <w:lvlText w:val="%7."/>
-      <w:lvlJc w:val="left"/>
-      <w:pPr>
-        <w:ind w:left="5040" w:hanging="480"/>
-      </w:pPr>
-    </w:lvl>
-    <w:lvl w:ilvl="7">
-      <w:start w:val="9"/>
-      <w:numFmt w:val="decimal"/>
-      <w:lvlText w:val="%8."/>
-      <w:lvlJc w:val="left"/>
-      <w:pPr>
-        <w:ind w:left="5760" w:hanging="480"/>
-      </w:pPr>
-    </w:lvl>
-    <w:lvl w:ilvl="8">
-      <w:start w:val="9"/>
+      <w:start w:val="3"/>
       <w:numFmt w:val="decimal"/>
       <w:lvlText w:val="%9."/>
       <w:lvlJc w:val="left"/>
@@ -1426,6 +1319,36 @@
     </w:lvlOverride>
   </w:num>
   <w:num w:numId="1002">
+    <w:abstractNumId w:val="99411"/>
+    <w:lvlOverride w:ilvl="0">
+      <w:startOverride w:val="1"/>
+    </w:lvlOverride>
+    <w:lvlOverride w:ilvl="1">
+      <w:startOverride w:val="1"/>
+    </w:lvlOverride>
+    <w:lvlOverride w:ilvl="2">
+      <w:startOverride w:val="1"/>
+    </w:lvlOverride>
+    <w:lvlOverride w:ilvl="3">
+      <w:startOverride w:val="1"/>
+    </w:lvlOverride>
+    <w:lvlOverride w:ilvl="4">
+      <w:startOverride w:val="1"/>
+    </w:lvlOverride>
+    <w:lvlOverride w:ilvl="5">
+      <w:startOverride w:val="1"/>
+    </w:lvlOverride>
+    <w:lvlOverride w:ilvl="6">
+      <w:startOverride w:val="1"/>
+    </w:lvlOverride>
+    <w:lvlOverride w:ilvl="7">
+      <w:startOverride w:val="1"/>
+    </w:lvlOverride>
+    <w:lvlOverride w:ilvl="8">
+      <w:startOverride w:val="1"/>
+    </w:lvlOverride>
+  </w:num>
+  <w:num w:numId="1003">
     <w:abstractNumId w:val="99412"/>
     <w:lvlOverride w:ilvl="0">
       <w:startOverride w:val="2"/>
@@ -1455,154 +1378,34 @@
       <w:startOverride w:val="2"/>
     </w:lvlOverride>
   </w:num>
-  <w:num w:numId="1003">
-    <w:abstractNumId w:val="99416"/>
+  <w:num w:numId="1004">
+    <w:abstractNumId w:val="99413"/>
     <w:lvlOverride w:ilvl="0">
-      <w:startOverride w:val="6"/>
+      <w:startOverride w:val="3"/>
     </w:lvlOverride>
     <w:lvlOverride w:ilvl="1">
-      <w:startOverride w:val="6"/>
+      <w:startOverride w:val="3"/>
     </w:lvlOverride>
     <w:lvlOverride w:ilvl="2">
-      <w:startOverride w:val="6"/>
+      <w:startOverride w:val="3"/>
     </w:lvlOverride>
     <w:lvlOverride w:ilvl="3">
-      <w:startOverride w:val="6"/>
+      <w:startOverride w:val="3"/>
     </w:lvlOverride>
     <w:lvlOverride w:ilvl="4">
-      <w:startOverride w:val="6"/>
+      <w:startOverride w:val="3"/>
     </w:lvlOverride>
     <w:lvlOverride w:ilvl="5">
-      <w:startOverride w:val="6"/>
+      <w:startOverride w:val="3"/>
     </w:lvlOverride>
     <w:lvlOverride w:ilvl="6">
-      <w:startOverride w:val="6"/>
+      <w:startOverride w:val="3"/>
     </w:lvlOverride>
     <w:lvlOverride w:ilvl="7">
-      <w:startOverride w:val="6"/>
+      <w:startOverride w:val="3"/>
     </w:lvlOverride>
     <w:lvlOverride w:ilvl="8">
-      <w:startOverride w:val="6"/>
-    </w:lvlOverride>
-  </w:num>
-  <w:num w:numId="1004">
-    <w:abstractNumId w:val="99417"/>
-    <w:lvlOverride w:ilvl="0">
-      <w:startOverride w:val="7"/>
-    </w:lvlOverride>
-    <w:lvlOverride w:ilvl="1">
-      <w:startOverride w:val="7"/>
-    </w:lvlOverride>
-    <w:lvlOverride w:ilvl="2">
-      <w:startOverride w:val="7"/>
-    </w:lvlOverride>
-    <w:lvlOverride w:ilvl="3">
-      <w:startOverride w:val="7"/>
-    </w:lvlOverride>
-    <w:lvlOverride w:ilvl="4">
-      <w:startOverride w:val="7"/>
-    </w:lvlOverride>
-    <w:lvlOverride w:ilvl="5">
-      <w:startOverride w:val="7"/>
-    </w:lvlOverride>
-    <w:lvlOverride w:ilvl="6">
-      <w:startOverride w:val="7"/>
-    </w:lvlOverride>
-    <w:lvlOverride w:ilvl="7">
-      <w:startOverride w:val="7"/>
-    </w:lvlOverride>
-    <w:lvlOverride w:ilvl="8">
-      <w:startOverride w:val="7"/>
-    </w:lvlOverride>
-  </w:num>
-  <w:num w:numId="1005">
-    <w:abstractNumId w:val="99418"/>
-    <w:lvlOverride w:ilvl="0">
-      <w:startOverride w:val="8"/>
-    </w:lvlOverride>
-    <w:lvlOverride w:ilvl="1">
-      <w:startOverride w:val="8"/>
-    </w:lvlOverride>
-    <w:lvlOverride w:ilvl="2">
-      <w:startOverride w:val="8"/>
-    </w:lvlOverride>
-    <w:lvlOverride w:ilvl="3">
-      <w:startOverride w:val="8"/>
-    </w:lvlOverride>
-    <w:lvlOverride w:ilvl="4">
-      <w:startOverride w:val="8"/>
-    </w:lvlOverride>
-    <w:lvlOverride w:ilvl="5">
-      <w:startOverride w:val="8"/>
-    </w:lvlOverride>
-    <w:lvlOverride w:ilvl="6">
-      <w:startOverride w:val="8"/>
-    </w:lvlOverride>
-    <w:lvlOverride w:ilvl="7">
-      <w:startOverride w:val="8"/>
-    </w:lvlOverride>
-    <w:lvlOverride w:ilvl="8">
-      <w:startOverride w:val="8"/>
-    </w:lvlOverride>
-  </w:num>
-  <w:num w:numId="1006">
-    <w:abstractNumId w:val="99419"/>
-    <w:lvlOverride w:ilvl="0">
-      <w:startOverride w:val="9"/>
-    </w:lvlOverride>
-    <w:lvlOverride w:ilvl="1">
-      <w:startOverride w:val="9"/>
-    </w:lvlOverride>
-    <w:lvlOverride w:ilvl="2">
-      <w:startOverride w:val="9"/>
-    </w:lvlOverride>
-    <w:lvlOverride w:ilvl="3">
-      <w:startOverride w:val="9"/>
-    </w:lvlOverride>
-    <w:lvlOverride w:ilvl="4">
-      <w:startOverride w:val="9"/>
-    </w:lvlOverride>
-    <w:lvlOverride w:ilvl="5">
-      <w:startOverride w:val="9"/>
-    </w:lvlOverride>
-    <w:lvlOverride w:ilvl="6">
-      <w:startOverride w:val="9"/>
-    </w:lvlOverride>
-    <w:lvlOverride w:ilvl="7">
-      <w:startOverride w:val="9"/>
-    </w:lvlOverride>
-    <w:lvlOverride w:ilvl="8">
-      <w:startOverride w:val="9"/>
-    </w:lvlOverride>
-  </w:num>
-  <w:num w:numId="1007">
-    <w:abstractNumId w:val="99411"/>
-    <w:lvlOverride w:ilvl="0">
-      <w:startOverride w:val="1"/>
-    </w:lvlOverride>
-    <w:lvlOverride w:ilvl="1">
-      <w:startOverride w:val="1"/>
-    </w:lvlOverride>
-    <w:lvlOverride w:ilvl="2">
-      <w:startOverride w:val="1"/>
-    </w:lvlOverride>
-    <w:lvlOverride w:ilvl="3">
-      <w:startOverride w:val="1"/>
-    </w:lvlOverride>
-    <w:lvlOverride w:ilvl="4">
-      <w:startOverride w:val="1"/>
-    </w:lvlOverride>
-    <w:lvlOverride w:ilvl="5">
-      <w:startOverride w:val="1"/>
-    </w:lvlOverride>
-    <w:lvlOverride w:ilvl="6">
-      <w:startOverride w:val="1"/>
-    </w:lvlOverride>
-    <w:lvlOverride w:ilvl="7">
-      <w:startOverride w:val="1"/>
-    </w:lvlOverride>
-    <w:lvlOverride w:ilvl="8">
-      <w:startOverride w:val="1"/>
+      <w:startOverride w:val="3"/>
     </w:lvlOverride>
   </w:num>
 </w:numbering>
